--- a/flow/20230927_hours/drafts/2024-01-g/01.01.docx
+++ b/flow/20230927_hours/drafts/2024-01-g/01.01.docx
@@ -1542,6 +1542,476 @@
           <w:sz w:val="24"/>
           <w:highlight w:val="white"/>
         </w:rPr>
+        <w:t>Кондак (г. 3):</w:t>
+      </w:r>
+      <w:r>
+        <w:rPr>
+          <w:rFonts w:ascii="Times New Roman" w:hAnsi="Times New Roman"/>
+          <w:color w:val="FF0000"/>
+          <w:sz w:val="24"/>
+          <w:highlight w:val="white"/>
+        </w:rPr>
+        <w:t xml:space="preserve"> </w:t>
+      </w:r>
+      <w:r>
+        <w:rPr>
+          <w:rFonts w:ascii="Times New Roman" w:hAnsi="Times New Roman"/>
+          <w:color w:val="000000"/>
+          <w:sz w:val="24"/>
+          <w:highlight w:val="white"/>
+        </w:rPr>
+        <w:t>Всіх Господь обрізання терпить* і людські прогрішення як благий обрізує,* дає спасення світові;* і радується в вишніх і Творця єрарх,* і світлоносний, і божественний таїнник Христовий – Василій.</w:t>
+      </w:r>
+    </w:p>
+    <w:p>
+      <w:pPr>
+        <w:spacing w:line="240" w:lineRule="auto"/>
+        <w:rPr>
+          <w:rFonts w:ascii="Times New Roman" w:hAnsi="Times New Roman"/>
+          <w:sz w:val="24"/>
+        </w:rPr>
+      </w:pPr>
+      <w:r>
+        <w:rPr>
+          <w:rFonts w:ascii="Times New Roman" w:hAnsi="Times New Roman"/>
+          <w:sz w:val="24"/>
+        </w:rPr>
+        <w:t xml:space="preserve">І нині, і повсякчас, і на віки </w:t>
+      </w:r>
+      <w:r>
+        <w:rPr>
+          <w:rFonts w:ascii="Times New Roman" w:hAnsi="Times New Roman"/>
+          <w:sz w:val="24"/>
+        </w:rPr>
+        <w:t>віків.</w:t>
+      </w:r>
+      <w:r>
+        <w:rPr>
+          <w:rFonts w:ascii="Times New Roman" w:hAnsi="Times New Roman"/>
+          <w:sz w:val="24"/>
+        </w:rPr>
+        <w:t xml:space="preserve"> Амінь.</w:t>
+      </w:r>
+    </w:p>
+    <w:p>
+      <w:pPr>
+        <w:spacing w:line="240" w:lineRule="auto"/>
+        <w:rPr>
+          <w:rFonts w:ascii="Times New Roman" w:hAnsi="Times New Roman"/>
+          <w:sz w:val="24"/>
+        </w:rPr>
+      </w:pPr>
+      <w:r>
+        <w:rPr>
+          <w:rFonts w:ascii="Times New Roman" w:hAnsi="Times New Roman"/>
+          <w:sz w:val="24"/>
+        </w:rPr>
+        <w:t xml:space="preserve">Як нам називати тебе, Благодатна?* Небом? – Ти бо </w:t>
+      </w:r>
+      <w:proofErr w:type="spellStart"/>
+      <w:r>
+        <w:rPr>
+          <w:rFonts w:ascii="Times New Roman" w:hAnsi="Times New Roman"/>
+          <w:sz w:val="24"/>
+        </w:rPr>
+        <w:t>випромінила</w:t>
+      </w:r>
+      <w:proofErr w:type="spellEnd"/>
+      <w:r>
+        <w:rPr>
+          <w:rFonts w:ascii="Times New Roman" w:hAnsi="Times New Roman"/>
+          <w:sz w:val="24"/>
+        </w:rPr>
+        <w:t xml:space="preserve"> Сонце Правди.* Раєм? Ти бо виростила нам Квіт нетління.* Дівою – Ти бо зосталася нетлінна.* Чистою Матір'ю? – Ти бо носила у святих обіймах твоїх Сина, всіх Бога.* Його ж моли, щоб спас душі наші.</w:t>
+      </w:r>
+    </w:p>
+    <w:p>
+      <w:pPr>
+        <w:spacing w:line="240" w:lineRule="auto"/>
+        <w:jc w:val="center"/>
+        <w:rPr>
+          <w:rFonts w:ascii="Times New Roman" w:hAnsi="Times New Roman"/>
+          <w:i/>
+          <w:sz w:val="24"/>
+        </w:rPr>
+      </w:pPr>
+      <w:r>
+        <w:rPr>
+          <w:rFonts w:ascii="Times New Roman" w:hAnsi="Times New Roman"/>
+          <w:i/>
+          <w:color w:val="FF0000"/>
+          <w:sz w:val="24"/>
+        </w:rPr>
+        <w:t>*****</w:t>
+      </w:r>
+    </w:p>
+    <w:p>
+      <w:pPr>
+        <w:spacing w:line="240" w:lineRule="auto"/>
+        <w:rPr>
+          <w:rFonts w:ascii="Times New Roman" w:hAnsi="Times New Roman"/>
+          <w:sz w:val="24"/>
+        </w:rPr>
+      </w:pPr>
+      <w:r>
+        <w:rPr>
+          <w:rFonts w:ascii="Times New Roman" w:hAnsi="Times New Roman"/>
+          <w:sz w:val="24"/>
+        </w:rPr>
+        <w:t xml:space="preserve">Стопи мої спрямуй за твоїм словом,* і ніяке беззаконня нехай не запанує наді мною. Визволь мене від людської обмови,* і я твої заповіді пильнуватиму. Світи своїм обличчям на слугу твого,* і навчи мене установ твоїх. </w:t>
+      </w:r>
+      <w:r>
+        <w:rPr>
+          <w:rFonts w:ascii="Times New Roman" w:hAnsi="Times New Roman"/>
+          <w:i/>
+          <w:color w:val="FF0000"/>
+          <w:sz w:val="24"/>
+        </w:rPr>
+        <w:t>(Пс. 118: 133-135)</w:t>
+      </w:r>
+    </w:p>
+    <w:p>
+      <w:pPr>
+        <w:spacing w:line="240" w:lineRule="auto"/>
+        <w:rPr>
+          <w:rFonts w:ascii="Times New Roman" w:hAnsi="Times New Roman"/>
+          <w:sz w:val="24"/>
+        </w:rPr>
+      </w:pPr>
+      <w:r>
+        <w:rPr>
+          <w:rFonts w:ascii="Times New Roman" w:hAnsi="Times New Roman"/>
+          <w:sz w:val="24"/>
+        </w:rPr>
+        <w:t xml:space="preserve">Нехай наповняться уста мої хвалою твоєю, Господи,* щоб оспівувати славу твою, увесь день – величність твою. </w:t>
+      </w:r>
+      <w:r>
+        <w:rPr>
+          <w:rFonts w:ascii="Times New Roman" w:hAnsi="Times New Roman"/>
+          <w:i/>
+          <w:color w:val="FF0000"/>
+          <w:sz w:val="24"/>
+        </w:rPr>
+        <w:t>(Пс. 70: 8)</w:t>
+      </w:r>
+    </w:p>
+    <w:p>
+      <w:pPr>
+        <w:spacing w:line="240" w:lineRule="auto"/>
+        <w:jc w:val="center"/>
+        <w:rPr>
+          <w:rFonts w:ascii="Times New Roman" w:hAnsi="Times New Roman"/>
+          <w:sz w:val="24"/>
+        </w:rPr>
+      </w:pPr>
+      <w:r>
+        <w:rPr>
+          <w:rFonts w:ascii="Times New Roman" w:hAnsi="Times New Roman"/>
+          <w:i/>
+          <w:color w:val="FF0000"/>
+          <w:sz w:val="24"/>
+        </w:rPr>
+        <w:t>*****</w:t>
+      </w:r>
+    </w:p>
+    <w:p>
+      <w:pPr>
+        <w:spacing w:line="240" w:lineRule="auto"/>
+        <w:rPr>
+          <w:rFonts w:ascii="Times New Roman" w:hAnsi="Times New Roman"/>
+          <w:sz w:val="24"/>
+        </w:rPr>
+      </w:pPr>
+      <w:r>
+        <w:rPr>
+          <w:rFonts w:ascii="Times New Roman" w:hAnsi="Times New Roman"/>
+          <w:sz w:val="24"/>
+        </w:rPr>
+        <w:t xml:space="preserve">Святий Боже, святий Кріпкий, святий Безсмертний, помилуй нас </w:t>
+      </w:r>
+      <w:r>
+        <w:rPr>
+          <w:rFonts w:ascii="Times New Roman" w:hAnsi="Times New Roman"/>
+          <w:i/>
+          <w:color w:val="FF0000"/>
+          <w:sz w:val="24"/>
+        </w:rPr>
+        <w:t>(3 р.)</w:t>
+      </w:r>
+      <w:r>
+        <w:rPr>
+          <w:rFonts w:ascii="Times New Roman" w:hAnsi="Times New Roman"/>
+          <w:sz w:val="24"/>
+        </w:rPr>
+        <w:t>.</w:t>
+      </w:r>
+    </w:p>
+    <w:p>
+      <w:pPr>
+        <w:spacing w:line="240" w:lineRule="auto"/>
+        <w:rPr>
+          <w:rFonts w:ascii="Times New Roman" w:hAnsi="Times New Roman"/>
+          <w:sz w:val="24"/>
+        </w:rPr>
+      </w:pPr>
+      <w:r>
+        <w:rPr>
+          <w:rFonts w:ascii="Times New Roman" w:hAnsi="Times New Roman"/>
+          <w:sz w:val="24"/>
+        </w:rPr>
+        <w:t xml:space="preserve">Слава Отцю, і Сину, і Святому Духові,* </w:t>
+      </w:r>
+      <w:r>
+        <w:rPr>
+          <w:rFonts w:ascii="Times New Roman" w:hAnsi="Times New Roman"/>
+          <w:sz w:val="24"/>
+        </w:rPr>
+        <w:t>і нині, і повсякчас</w:t>
+      </w:r>
+      <w:r>
+        <w:rPr>
+          <w:rFonts w:ascii="Times New Roman" w:hAnsi="Times New Roman"/>
+          <w:sz w:val="24"/>
+        </w:rPr>
+        <w:t xml:space="preserve">, і на віки </w:t>
+      </w:r>
+      <w:r>
+        <w:rPr>
+          <w:rFonts w:ascii="Times New Roman" w:hAnsi="Times New Roman"/>
+          <w:sz w:val="24"/>
+        </w:rPr>
+        <w:t>віків.</w:t>
+      </w:r>
+      <w:r>
+        <w:rPr>
+          <w:rFonts w:ascii="Times New Roman" w:hAnsi="Times New Roman"/>
+          <w:sz w:val="24"/>
+        </w:rPr>
+        <w:t xml:space="preserve"> Амінь.</w:t>
+      </w:r>
+    </w:p>
+    <w:p>
+      <w:pPr>
+        <w:spacing w:line="240" w:lineRule="auto"/>
+        <w:rPr>
+          <w:rFonts w:ascii="Times New Roman" w:hAnsi="Times New Roman"/>
+          <w:sz w:val="24"/>
+        </w:rPr>
+      </w:pPr>
+      <w:r>
+        <w:rPr>
+          <w:rFonts w:ascii="Times New Roman" w:hAnsi="Times New Roman"/>
+          <w:sz w:val="24"/>
+        </w:rPr>
+        <w:t xml:space="preserve">Пресвята </w:t>
+      </w:r>
+      <w:proofErr w:type="spellStart"/>
+      <w:r>
+        <w:rPr>
+          <w:rFonts w:ascii="Times New Roman" w:hAnsi="Times New Roman"/>
+          <w:sz w:val="24"/>
+        </w:rPr>
+        <w:t>Тройце</w:t>
+      </w:r>
+      <w:proofErr w:type="spellEnd"/>
+      <w:r>
+        <w:rPr>
+          <w:rFonts w:ascii="Times New Roman" w:hAnsi="Times New Roman"/>
+          <w:sz w:val="24"/>
+        </w:rPr>
+        <w:t xml:space="preserve">, помилуй нас;* Господи, очисти гріхи наші;* Владико, прости беззаконня наші;* Святий, завітай і зціли </w:t>
+      </w:r>
+      <w:proofErr w:type="spellStart"/>
+      <w:r>
+        <w:rPr>
+          <w:rFonts w:ascii="Times New Roman" w:hAnsi="Times New Roman"/>
+          <w:sz w:val="24"/>
+        </w:rPr>
+        <w:t>немочі</w:t>
+      </w:r>
+      <w:proofErr w:type="spellEnd"/>
+      <w:r>
+        <w:rPr>
+          <w:rFonts w:ascii="Times New Roman" w:hAnsi="Times New Roman"/>
+          <w:sz w:val="24"/>
+        </w:rPr>
+        <w:t xml:space="preserve"> наші </w:t>
+      </w:r>
+      <w:proofErr w:type="spellStart"/>
+      <w:r>
+        <w:rPr>
+          <w:rFonts w:ascii="Times New Roman" w:hAnsi="Times New Roman"/>
+          <w:sz w:val="24"/>
+        </w:rPr>
+        <w:t>імени</w:t>
+      </w:r>
+      <w:proofErr w:type="spellEnd"/>
+      <w:r>
+        <w:rPr>
+          <w:rFonts w:ascii="Times New Roman" w:hAnsi="Times New Roman"/>
+          <w:sz w:val="24"/>
+        </w:rPr>
+        <w:t xml:space="preserve"> твого ради.</w:t>
+      </w:r>
+    </w:p>
+    <w:p>
+      <w:pPr>
+        <w:spacing w:line="240" w:lineRule="auto"/>
+        <w:rPr>
+          <w:rFonts w:ascii="Times New Roman" w:hAnsi="Times New Roman"/>
+          <w:sz w:val="24"/>
+        </w:rPr>
+      </w:pPr>
+      <w:r>
+        <w:rPr>
+          <w:rFonts w:ascii="Times New Roman" w:hAnsi="Times New Roman"/>
+          <w:sz w:val="24"/>
+        </w:rPr>
+        <w:t xml:space="preserve">Господи, помилуй </w:t>
+      </w:r>
+      <w:r>
+        <w:rPr>
+          <w:rFonts w:ascii="Times New Roman" w:hAnsi="Times New Roman"/>
+          <w:i/>
+          <w:color w:val="FF0000"/>
+          <w:sz w:val="24"/>
+        </w:rPr>
+        <w:t>(3 р.)</w:t>
+      </w:r>
+      <w:r>
+        <w:rPr>
+          <w:rFonts w:ascii="Times New Roman" w:hAnsi="Times New Roman"/>
+          <w:sz w:val="24"/>
+        </w:rPr>
+        <w:t>.</w:t>
+      </w:r>
+    </w:p>
+    <w:p>
+      <w:pPr>
+        <w:spacing w:line="240" w:lineRule="auto"/>
+        <w:rPr>
+          <w:rFonts w:ascii="Times New Roman" w:hAnsi="Times New Roman"/>
+          <w:sz w:val="24"/>
+        </w:rPr>
+      </w:pPr>
+      <w:r>
+        <w:rPr>
+          <w:rFonts w:ascii="Times New Roman" w:hAnsi="Times New Roman"/>
+          <w:sz w:val="24"/>
+        </w:rPr>
+        <w:t xml:space="preserve">Слава Отцю, і Сину, і Святому Духові,* </w:t>
+      </w:r>
+      <w:r>
+        <w:rPr>
+          <w:rFonts w:ascii="Times New Roman" w:hAnsi="Times New Roman"/>
+          <w:sz w:val="24"/>
+        </w:rPr>
+        <w:t>і нині, і повсякчас</w:t>
+      </w:r>
+      <w:r>
+        <w:rPr>
+          <w:rFonts w:ascii="Times New Roman" w:hAnsi="Times New Roman"/>
+          <w:sz w:val="24"/>
+        </w:rPr>
+        <w:t xml:space="preserve">, і на віки </w:t>
+      </w:r>
+      <w:r>
+        <w:rPr>
+          <w:rFonts w:ascii="Times New Roman" w:hAnsi="Times New Roman"/>
+          <w:sz w:val="24"/>
+        </w:rPr>
+        <w:t>віків.</w:t>
+      </w:r>
+      <w:r>
+        <w:rPr>
+          <w:rFonts w:ascii="Times New Roman" w:hAnsi="Times New Roman"/>
+          <w:sz w:val="24"/>
+        </w:rPr>
+        <w:t xml:space="preserve"> Амінь.</w:t>
+      </w:r>
+    </w:p>
+    <w:p>
+      <w:pPr>
+        <w:spacing w:line="240" w:lineRule="auto"/>
+        <w:rPr>
+          <w:rFonts w:ascii="Times New Roman" w:hAnsi="Times New Roman"/>
+          <w:sz w:val="24"/>
+        </w:rPr>
+      </w:pPr>
+      <w:r>
+        <w:rPr>
+          <w:rFonts w:ascii="Times New Roman" w:hAnsi="Times New Roman"/>
+          <w:sz w:val="24"/>
+        </w:rPr>
+        <w:t>Отче наш, що єси на небесах,* нехай святиться ім’я твоє,* нехай прийде царство твоє,* нехай буде воля твоя, як на небі, так і на землі.* Хліб наш насущний дай нам сьогодні,* і прости нам провини наші,* як і ми прощаємо винуватцям нашим,* і не введи нас у спокусу,* але визволи нас від лукавого.</w:t>
+      </w:r>
+    </w:p>
+    <w:p>
+      <w:pPr>
+        <w:spacing w:line="240" w:lineRule="auto"/>
+        <w:rPr>
+          <w:rFonts w:ascii="Times New Roman" w:hAnsi="Times New Roman"/>
+          <w:sz w:val="24"/>
+        </w:rPr>
+      </w:pPr>
+      <w:r>
+        <w:rPr>
+          <w:rFonts w:ascii="Times New Roman" w:hAnsi="Times New Roman"/>
+          <w:i/>
+          <w:color w:val="FF0000"/>
+          <w:sz w:val="24"/>
+        </w:rPr>
+        <w:t xml:space="preserve">Священик: </w:t>
+      </w:r>
+      <w:r>
+        <w:rPr>
+          <w:rFonts w:ascii="Times New Roman" w:hAnsi="Times New Roman"/>
+          <w:sz w:val="24"/>
+        </w:rPr>
+        <w:t xml:space="preserve">Бо твоє є царство, і сила, і слава, Отця, і Сина, і Святого Духа, нині і повсякчас, і на віки </w:t>
+      </w:r>
+      <w:r>
+        <w:rPr>
+          <w:rFonts w:ascii="Times New Roman" w:hAnsi="Times New Roman"/>
+          <w:sz w:val="24"/>
+        </w:rPr>
+        <w:t>віків.</w:t>
+      </w:r>
+    </w:p>
+    <w:p>
+      <w:pPr>
+        <w:spacing w:line="240" w:lineRule="auto"/>
+        <w:rPr>
+          <w:rFonts w:ascii="Times New Roman" w:hAnsi="Times New Roman"/>
+          <w:sz w:val="24"/>
+        </w:rPr>
+      </w:pPr>
+      <w:r>
+        <w:rPr>
+          <w:rFonts w:ascii="Times New Roman" w:hAnsi="Times New Roman"/>
+          <w:i/>
+          <w:color w:val="FF0000"/>
+          <w:sz w:val="24"/>
+        </w:rPr>
+        <w:t xml:space="preserve">Вірні: </w:t>
+      </w:r>
+      <w:r>
+        <w:rPr>
+          <w:rFonts w:ascii="Times New Roman" w:hAnsi="Times New Roman"/>
+          <w:sz w:val="24"/>
+        </w:rPr>
+        <w:t>Амінь.</w:t>
+      </w:r>
+    </w:p>
+    <w:p>
+      <w:r>
+        <w:rPr>
+          <w:rFonts w:ascii="Times New Roman" w:hAnsi="Times New Roman"/>
+          <w:i/>
+          <w:color w:val="FF0000"/>
+          <w:sz w:val="24"/>
+          <w:highlight w:val="white"/>
+        </w:rPr>
         <w:t>Тропар (г. 1):</w:t>
       </w:r>
       <w:r>
@@ -1560,477 +2030,7 @@
           <w:sz w:val="24"/>
           <w:highlight w:val="white"/>
         </w:rPr>
-        <w:t>На престолі вогневиднім у вишніх сидиш з Отцем безначальним* і божественним Твоїм Духом.* Благоізволив Ти родитися на землі з Дівиці, що не знала мужа* – Твоєї матері, Ісусе.* Того ради й обрізання довершено на Тобі, людині восьмиденній.* Слава преблагому Твоєму задумові,* слава промислові Твоєму,* слава низходженню Твоєму,* єдиний Чоловіколюбче.</w:t>
-      </w:r>
-    </w:p>
-    <w:p>
-      <w:pPr>
-        <w:spacing w:line="240" w:lineRule="auto"/>
-        <w:rPr>
-          <w:rFonts w:ascii="Times New Roman" w:hAnsi="Times New Roman"/>
-          <w:sz w:val="24"/>
-        </w:rPr>
-      </w:pPr>
-      <w:r>
-        <w:rPr>
-          <w:rFonts w:ascii="Times New Roman" w:hAnsi="Times New Roman"/>
-          <w:sz w:val="24"/>
-        </w:rPr>
-        <w:t xml:space="preserve">І нині, і повсякчас, і на віки </w:t>
-      </w:r>
-      <w:r>
-        <w:rPr>
-          <w:rFonts w:ascii="Times New Roman" w:hAnsi="Times New Roman"/>
-          <w:sz w:val="24"/>
-        </w:rPr>
-        <w:t>віків.</w:t>
-      </w:r>
-      <w:r>
-        <w:rPr>
-          <w:rFonts w:ascii="Times New Roman" w:hAnsi="Times New Roman"/>
-          <w:sz w:val="24"/>
-        </w:rPr>
-        <w:t xml:space="preserve"> Амінь.</w:t>
-      </w:r>
-    </w:p>
-    <w:p>
-      <w:pPr>
-        <w:spacing w:line="240" w:lineRule="auto"/>
-        <w:rPr>
-          <w:rFonts w:ascii="Times New Roman" w:hAnsi="Times New Roman"/>
-          <w:sz w:val="24"/>
-        </w:rPr>
-      </w:pPr>
-      <w:r>
-        <w:rPr>
-          <w:rFonts w:ascii="Times New Roman" w:hAnsi="Times New Roman"/>
-          <w:sz w:val="24"/>
-        </w:rPr>
-        <w:t xml:space="preserve">Як нам називати тебе, Благодатна?* Небом? – Ти бо </w:t>
-      </w:r>
-      <w:proofErr w:type="spellStart"/>
-      <w:r>
-        <w:rPr>
-          <w:rFonts w:ascii="Times New Roman" w:hAnsi="Times New Roman"/>
-          <w:sz w:val="24"/>
-        </w:rPr>
-        <w:t>випромінила</w:t>
-      </w:r>
-      <w:proofErr w:type="spellEnd"/>
-      <w:r>
-        <w:rPr>
-          <w:rFonts w:ascii="Times New Roman" w:hAnsi="Times New Roman"/>
-          <w:sz w:val="24"/>
-        </w:rPr>
-        <w:t xml:space="preserve"> Сонце Правди.* Раєм? Ти бо виростила нам Квіт нетління.* Дівою – Ти бо зосталася нетлінна.* Чистою Матір'ю? – Ти бо носила у святих обіймах твоїх Сина, всіх Бога.* Його ж моли, щоб спас душі наші.</w:t>
-      </w:r>
-    </w:p>
-    <w:p>
-      <w:pPr>
-        <w:spacing w:line="240" w:lineRule="auto"/>
-        <w:jc w:val="center"/>
-        <w:rPr>
-          <w:rFonts w:ascii="Times New Roman" w:hAnsi="Times New Roman"/>
-          <w:i/>
-          <w:sz w:val="24"/>
-        </w:rPr>
-      </w:pPr>
-      <w:r>
-        <w:rPr>
-          <w:rFonts w:ascii="Times New Roman" w:hAnsi="Times New Roman"/>
-          <w:i/>
-          <w:color w:val="FF0000"/>
-          <w:sz w:val="24"/>
-        </w:rPr>
-        <w:t>*****</w:t>
-      </w:r>
-    </w:p>
-    <w:p>
-      <w:pPr>
-        <w:spacing w:line="240" w:lineRule="auto"/>
-        <w:rPr>
-          <w:rFonts w:ascii="Times New Roman" w:hAnsi="Times New Roman"/>
-          <w:sz w:val="24"/>
-        </w:rPr>
-      </w:pPr>
-      <w:r>
-        <w:rPr>
-          <w:rFonts w:ascii="Times New Roman" w:hAnsi="Times New Roman"/>
-          <w:sz w:val="24"/>
-        </w:rPr>
-        <w:t xml:space="preserve">Стопи мої спрямуй за твоїм словом,* і ніяке беззаконня нехай не запанує наді мною. Визволь мене від людської обмови,* і я твої заповіді пильнуватиму. Світи своїм обличчям на слугу твого,* і навчи мене установ твоїх. </w:t>
-      </w:r>
-      <w:r>
-        <w:rPr>
-          <w:rFonts w:ascii="Times New Roman" w:hAnsi="Times New Roman"/>
-          <w:i/>
-          <w:color w:val="FF0000"/>
-          <w:sz w:val="24"/>
-        </w:rPr>
-        <w:t>(Пс. 118: 133-135)</w:t>
-      </w:r>
-    </w:p>
-    <w:p>
-      <w:pPr>
-        <w:spacing w:line="240" w:lineRule="auto"/>
-        <w:rPr>
-          <w:rFonts w:ascii="Times New Roman" w:hAnsi="Times New Roman"/>
-          <w:sz w:val="24"/>
-        </w:rPr>
-      </w:pPr>
-      <w:r>
-        <w:rPr>
-          <w:rFonts w:ascii="Times New Roman" w:hAnsi="Times New Roman"/>
-          <w:sz w:val="24"/>
-        </w:rPr>
-        <w:t xml:space="preserve">Нехай наповняться уста мої хвалою твоєю, Господи,* щоб оспівувати славу твою, увесь день – величність твою. </w:t>
-      </w:r>
-      <w:r>
-        <w:rPr>
-          <w:rFonts w:ascii="Times New Roman" w:hAnsi="Times New Roman"/>
-          <w:i/>
-          <w:color w:val="FF0000"/>
-          <w:sz w:val="24"/>
-        </w:rPr>
-        <w:t>(Пс. 70: 8)</w:t>
-      </w:r>
-    </w:p>
-    <w:p>
-      <w:pPr>
-        <w:spacing w:line="240" w:lineRule="auto"/>
-        <w:jc w:val="center"/>
-        <w:rPr>
-          <w:rFonts w:ascii="Times New Roman" w:hAnsi="Times New Roman"/>
-          <w:sz w:val="24"/>
-        </w:rPr>
-      </w:pPr>
-      <w:r>
-        <w:rPr>
-          <w:rFonts w:ascii="Times New Roman" w:hAnsi="Times New Roman"/>
-          <w:i/>
-          <w:color w:val="FF0000"/>
-          <w:sz w:val="24"/>
-        </w:rPr>
-        <w:t>*****</w:t>
-      </w:r>
-    </w:p>
-    <w:p>
-      <w:pPr>
-        <w:spacing w:line="240" w:lineRule="auto"/>
-        <w:rPr>
-          <w:rFonts w:ascii="Times New Roman" w:hAnsi="Times New Roman"/>
-          <w:sz w:val="24"/>
-        </w:rPr>
-      </w:pPr>
-      <w:r>
-        <w:rPr>
-          <w:rFonts w:ascii="Times New Roman" w:hAnsi="Times New Roman"/>
-          <w:sz w:val="24"/>
-        </w:rPr>
-        <w:t xml:space="preserve">Святий Боже, святий Кріпкий, святий Безсмертний, помилуй нас </w:t>
-      </w:r>
-      <w:r>
-        <w:rPr>
-          <w:rFonts w:ascii="Times New Roman" w:hAnsi="Times New Roman"/>
-          <w:i/>
-          <w:color w:val="FF0000"/>
-          <w:sz w:val="24"/>
-        </w:rPr>
-        <w:t>(3 р.)</w:t>
-      </w:r>
-      <w:r>
-        <w:rPr>
-          <w:rFonts w:ascii="Times New Roman" w:hAnsi="Times New Roman"/>
-          <w:sz w:val="24"/>
-        </w:rPr>
-        <w:t>.</w:t>
-      </w:r>
-    </w:p>
-    <w:p>
-      <w:pPr>
-        <w:spacing w:line="240" w:lineRule="auto"/>
-        <w:rPr>
-          <w:rFonts w:ascii="Times New Roman" w:hAnsi="Times New Roman"/>
-          <w:sz w:val="24"/>
-        </w:rPr>
-      </w:pPr>
-      <w:r>
-        <w:rPr>
-          <w:rFonts w:ascii="Times New Roman" w:hAnsi="Times New Roman"/>
-          <w:sz w:val="24"/>
-        </w:rPr>
-        <w:t xml:space="preserve">Слава Отцю, і Сину, і Святому Духові,* </w:t>
-      </w:r>
-      <w:r>
-        <w:rPr>
-          <w:rFonts w:ascii="Times New Roman" w:hAnsi="Times New Roman"/>
-          <w:sz w:val="24"/>
-        </w:rPr>
-        <w:t>і нині, і повсякчас</w:t>
-      </w:r>
-      <w:r>
-        <w:rPr>
-          <w:rFonts w:ascii="Times New Roman" w:hAnsi="Times New Roman"/>
-          <w:sz w:val="24"/>
-        </w:rPr>
-        <w:t xml:space="preserve">, і на віки </w:t>
-      </w:r>
-      <w:r>
-        <w:rPr>
-          <w:rFonts w:ascii="Times New Roman" w:hAnsi="Times New Roman"/>
-          <w:sz w:val="24"/>
-        </w:rPr>
-        <w:t>віків.</w:t>
-      </w:r>
-      <w:r>
-        <w:rPr>
-          <w:rFonts w:ascii="Times New Roman" w:hAnsi="Times New Roman"/>
-          <w:sz w:val="24"/>
-        </w:rPr>
-        <w:t xml:space="preserve"> Амінь.</w:t>
-      </w:r>
-    </w:p>
-    <w:p>
-      <w:pPr>
-        <w:spacing w:line="240" w:lineRule="auto"/>
-        <w:rPr>
-          <w:rFonts w:ascii="Times New Roman" w:hAnsi="Times New Roman"/>
-          <w:sz w:val="24"/>
-        </w:rPr>
-      </w:pPr>
-      <w:r>
-        <w:rPr>
-          <w:rFonts w:ascii="Times New Roman" w:hAnsi="Times New Roman"/>
-          <w:sz w:val="24"/>
-        </w:rPr>
-        <w:t xml:space="preserve">Пресвята </w:t>
-      </w:r>
-      <w:proofErr w:type="spellStart"/>
-      <w:r>
-        <w:rPr>
-          <w:rFonts w:ascii="Times New Roman" w:hAnsi="Times New Roman"/>
-          <w:sz w:val="24"/>
-        </w:rPr>
-        <w:t>Тройце</w:t>
-      </w:r>
-      <w:proofErr w:type="spellEnd"/>
-      <w:r>
-        <w:rPr>
-          <w:rFonts w:ascii="Times New Roman" w:hAnsi="Times New Roman"/>
-          <w:sz w:val="24"/>
-        </w:rPr>
-        <w:t xml:space="preserve">, помилуй нас;* Господи, очисти гріхи наші;* Владико, прости беззаконня наші;* Святий, завітай і зціли </w:t>
-      </w:r>
-      <w:proofErr w:type="spellStart"/>
-      <w:r>
-        <w:rPr>
-          <w:rFonts w:ascii="Times New Roman" w:hAnsi="Times New Roman"/>
-          <w:sz w:val="24"/>
-        </w:rPr>
-        <w:t>немочі</w:t>
-      </w:r>
-      <w:proofErr w:type="spellEnd"/>
-      <w:r>
-        <w:rPr>
-          <w:rFonts w:ascii="Times New Roman" w:hAnsi="Times New Roman"/>
-          <w:sz w:val="24"/>
-        </w:rPr>
-        <w:t xml:space="preserve"> наші </w:t>
-      </w:r>
-      <w:proofErr w:type="spellStart"/>
-      <w:r>
-        <w:rPr>
-          <w:rFonts w:ascii="Times New Roman" w:hAnsi="Times New Roman"/>
-          <w:sz w:val="24"/>
-        </w:rPr>
-        <w:t>імени</w:t>
-      </w:r>
-      <w:proofErr w:type="spellEnd"/>
-      <w:r>
-        <w:rPr>
-          <w:rFonts w:ascii="Times New Roman" w:hAnsi="Times New Roman"/>
-          <w:sz w:val="24"/>
-        </w:rPr>
-        <w:t xml:space="preserve"> твого ради.</w:t>
-      </w:r>
-    </w:p>
-    <w:p>
-      <w:pPr>
-        <w:spacing w:line="240" w:lineRule="auto"/>
-        <w:rPr>
-          <w:rFonts w:ascii="Times New Roman" w:hAnsi="Times New Roman"/>
-          <w:sz w:val="24"/>
-        </w:rPr>
-      </w:pPr>
-      <w:r>
-        <w:rPr>
-          <w:rFonts w:ascii="Times New Roman" w:hAnsi="Times New Roman"/>
-          <w:sz w:val="24"/>
-        </w:rPr>
-        <w:t xml:space="preserve">Господи, помилуй </w:t>
-      </w:r>
-      <w:r>
-        <w:rPr>
-          <w:rFonts w:ascii="Times New Roman" w:hAnsi="Times New Roman"/>
-          <w:i/>
-          <w:color w:val="FF0000"/>
-          <w:sz w:val="24"/>
-        </w:rPr>
-        <w:t>(3 р.)</w:t>
-      </w:r>
-      <w:r>
-        <w:rPr>
-          <w:rFonts w:ascii="Times New Roman" w:hAnsi="Times New Roman"/>
-          <w:sz w:val="24"/>
-        </w:rPr>
-        <w:t>.</w:t>
-      </w:r>
-    </w:p>
-    <w:p>
-      <w:pPr>
-        <w:spacing w:line="240" w:lineRule="auto"/>
-        <w:rPr>
-          <w:rFonts w:ascii="Times New Roman" w:hAnsi="Times New Roman"/>
-          <w:sz w:val="24"/>
-        </w:rPr>
-      </w:pPr>
-      <w:r>
-        <w:rPr>
-          <w:rFonts w:ascii="Times New Roman" w:hAnsi="Times New Roman"/>
-          <w:sz w:val="24"/>
-        </w:rPr>
-        <w:t xml:space="preserve">Слава Отцю, і Сину, і Святому Духові,* </w:t>
-      </w:r>
-      <w:r>
-        <w:rPr>
-          <w:rFonts w:ascii="Times New Roman" w:hAnsi="Times New Roman"/>
-          <w:sz w:val="24"/>
-        </w:rPr>
-        <w:t>і нині, і повсякчас</w:t>
-      </w:r>
-      <w:r>
-        <w:rPr>
-          <w:rFonts w:ascii="Times New Roman" w:hAnsi="Times New Roman"/>
-          <w:sz w:val="24"/>
-        </w:rPr>
-        <w:t xml:space="preserve">, і на віки </w:t>
-      </w:r>
-      <w:r>
-        <w:rPr>
-          <w:rFonts w:ascii="Times New Roman" w:hAnsi="Times New Roman"/>
-          <w:sz w:val="24"/>
-        </w:rPr>
-        <w:t>віків.</w:t>
-      </w:r>
-      <w:r>
-        <w:rPr>
-          <w:rFonts w:ascii="Times New Roman" w:hAnsi="Times New Roman"/>
-          <w:sz w:val="24"/>
-        </w:rPr>
-        <w:t xml:space="preserve"> Амінь.</w:t>
-      </w:r>
-    </w:p>
-    <w:p>
-      <w:pPr>
-        <w:spacing w:line="240" w:lineRule="auto"/>
-        <w:rPr>
-          <w:rFonts w:ascii="Times New Roman" w:hAnsi="Times New Roman"/>
-          <w:sz w:val="24"/>
-        </w:rPr>
-      </w:pPr>
-      <w:r>
-        <w:rPr>
-          <w:rFonts w:ascii="Times New Roman" w:hAnsi="Times New Roman"/>
-          <w:sz w:val="24"/>
-        </w:rPr>
-        <w:t>Отче наш, що єси на небесах,* нехай святиться ім’я твоє,* нехай прийде царство твоє,* нехай буде воля твоя, як на небі, так і на землі.* Хліб наш насущний дай нам сьогодні,* і прости нам провини наші,* як і ми прощаємо винуватцям нашим,* і не введи нас у спокусу,* але визволи нас від лукавого.</w:t>
-      </w:r>
-    </w:p>
-    <w:p>
-      <w:pPr>
-        <w:spacing w:line="240" w:lineRule="auto"/>
-        <w:rPr>
-          <w:rFonts w:ascii="Times New Roman" w:hAnsi="Times New Roman"/>
-          <w:sz w:val="24"/>
-        </w:rPr>
-      </w:pPr>
-      <w:r>
-        <w:rPr>
-          <w:rFonts w:ascii="Times New Roman" w:hAnsi="Times New Roman"/>
-          <w:i/>
-          <w:color w:val="FF0000"/>
-          <w:sz w:val="24"/>
-        </w:rPr>
-        <w:t xml:space="preserve">Священик: </w:t>
-      </w:r>
-      <w:r>
-        <w:rPr>
-          <w:rFonts w:ascii="Times New Roman" w:hAnsi="Times New Roman"/>
-          <w:sz w:val="24"/>
-        </w:rPr>
-        <w:t xml:space="preserve">Бо твоє є царство, і сила, і слава, Отця, і Сина, і Святого Духа, нині і повсякчас, і на віки </w:t>
-      </w:r>
-      <w:r>
-        <w:rPr>
-          <w:rFonts w:ascii="Times New Roman" w:hAnsi="Times New Roman"/>
-          <w:sz w:val="24"/>
-        </w:rPr>
-        <w:t>віків.</w:t>
-      </w:r>
-    </w:p>
-    <w:p>
-      <w:pPr>
-        <w:spacing w:line="240" w:lineRule="auto"/>
-        <w:rPr>
-          <w:rFonts w:ascii="Times New Roman" w:hAnsi="Times New Roman"/>
-          <w:sz w:val="24"/>
-        </w:rPr>
-      </w:pPr>
-      <w:r>
-        <w:rPr>
-          <w:rFonts w:ascii="Times New Roman" w:hAnsi="Times New Roman"/>
-          <w:i/>
-          <w:color w:val="FF0000"/>
-          <w:sz w:val="24"/>
-        </w:rPr>
-        <w:t xml:space="preserve">Вірні: </w:t>
-      </w:r>
-      <w:r>
-        <w:rPr>
-          <w:rFonts w:ascii="Times New Roman" w:hAnsi="Times New Roman"/>
-          <w:sz w:val="24"/>
-        </w:rPr>
-        <w:t>Амінь.</w:t>
-      </w:r>
-    </w:p>
-    <w:p>
-      <w:r>
-        <w:rPr>
-          <w:rFonts w:ascii="Times New Roman" w:hAnsi="Times New Roman"/>
-          <w:i/>
-          <w:color w:val="FF0000"/>
-          <w:sz w:val="24"/>
-          <w:highlight w:val="white"/>
-        </w:rPr>
-        <w:t>Кондак (г. 3):</w:t>
-      </w:r>
-      <w:r>
-        <w:rPr>
-          <w:rFonts w:ascii="Times New Roman" w:hAnsi="Times New Roman"/>
-          <w:color w:val="FF0000"/>
-          <w:sz w:val="24"/>
-          <w:highlight w:val="white"/>
-        </w:rPr>
-        <w:t xml:space="preserve"> </w:t>
-      </w:r>
-      <w:r>
-        <w:rPr>
-          <w:rFonts w:ascii="Times New Roman" w:hAnsi="Times New Roman"/>
-          <w:color w:val="000000"/>
-          <w:sz w:val="24"/>
-          <w:highlight w:val="white"/>
-        </w:rPr>
-        <w:t>Всіх Господь обрізання терпить* і людські прогрішення як благий обрізує,* дає спасення світові;* і радується в вишніх і Творця єрарх,* і світлоносний, і божественний таїнник Христовий – Василій.</w:t>
+        <w:t>На всю землю вийшло вістування твоє,* прийняла бо вона слово твоє, що ним боголіпно навчив ти;* природу того, що існує, пояснив ти,* звичаї людські прикрасив ти* – царське священство, отче преподобний Василію.* Моли Христа Бога* за спасення душ наших.</w:t>
       </w:r>
     </w:p>
     <w:p>
@@ -4529,7 +4529,7 @@
           <w:sz w:val="24"/>
           <w:highlight w:val="white"/>
         </w:rPr>
-        <w:t>Тропар (г. 1):</w:t>
+        <w:t>Кондак (г. 3):</w:t>
       </w:r>
       <w:r>
         <w:rPr>
@@ -4547,7 +4547,7 @@
           <w:sz w:val="24"/>
           <w:highlight w:val="white"/>
         </w:rPr>
-        <w:t>На престолі вогневиднім у вишніх сидиш з Отцем безначальним* і божественним Твоїм Духом.* Благоізволив Ти родитися на землі з Дівиці, що не знала мужа* – Твоєї матері, Ісусе.* Того ради й обрізання довершено на Тобі, людині восьмиденній.* Слава преблагому Твоєму задумові,* слава промислові Твоєму,* слава низходженню Твоєму,* єдиний Чоловіколюбче.</w:t>
+        <w:t>Всіх Господь обрізання терпить* і людські прогрішення як благий обрізує,* дає спасення світові;* і радується в вишніх і Творця єрарх,* і світлоносний, і божественний таїнник Христовий – Василій.</w:t>
       </w:r>
     </w:p>
     <w:p>
@@ -4958,7 +4958,7 @@
           <w:sz w:val="24"/>
           <w:highlight w:val="white"/>
         </w:rPr>
-        <w:t>Кондак (г. 3):</w:t>
+        <w:t>Кондак (г. 4):</w:t>
       </w:r>
       <w:r>
         <w:rPr>
@@ -4976,7 +4976,7 @@
           <w:sz w:val="24"/>
           <w:highlight w:val="white"/>
         </w:rPr>
-        <w:t>Всіх Господь обрізання терпить* і людські прогрішення як благий обрізує,* дає спасення світові;* і радується в вишніх і Творця єрарх,* і світлоносний, і божественний таїнник Христовий – Василій.</w:t>
+        <w:t>Явився єси основою непохитною Церкви,* подаючи всім людям владицтво неукрадне,* запечатавши твоїми веліннями,* небоявленний Василію преподобний.</w:t>
       </w:r>
     </w:p>
     <w:p>
@@ -7193,6 +7193,520 @@
           <w:sz w:val="24"/>
           <w:highlight w:val="white"/>
         </w:rPr>
+        <w:t>Кондак (г. 3):</w:t>
+      </w:r>
+      <w:r>
+        <w:rPr>
+          <w:rFonts w:ascii="Times New Roman" w:hAnsi="Times New Roman"/>
+          <w:color w:val="FF0000"/>
+          <w:sz w:val="24"/>
+          <w:highlight w:val="white"/>
+        </w:rPr>
+        <w:t xml:space="preserve"> </w:t>
+      </w:r>
+      <w:r>
+        <w:rPr>
+          <w:rFonts w:ascii="Times New Roman" w:hAnsi="Times New Roman"/>
+          <w:color w:val="000000"/>
+          <w:sz w:val="24"/>
+          <w:highlight w:val="white"/>
+        </w:rPr>
+        <w:t>Всіх Господь обрізання терпить* і людські прогрішення як благий обрізує,* дає спасення світові;* і радується в вишніх і Творця єрарх,* і світлоносний, і божественний таїнник Христовий – Василій.</w:t>
+      </w:r>
+    </w:p>
+    <w:p>
+      <w:pPr>
+        <w:spacing w:line="240" w:lineRule="auto"/>
+        <w:rPr>
+          <w:rFonts w:ascii="Times New Roman" w:hAnsi="Times New Roman"/>
+          <w:sz w:val="24"/>
+        </w:rPr>
+      </w:pPr>
+      <w:r>
+        <w:rPr>
+          <w:rFonts w:ascii="Times New Roman" w:hAnsi="Times New Roman"/>
+          <w:sz w:val="24"/>
+        </w:rPr>
+        <w:t xml:space="preserve">І нині, і повсякчас, і на віки </w:t>
+      </w:r>
+      <w:r>
+        <w:rPr>
+          <w:rFonts w:ascii="Times New Roman" w:hAnsi="Times New Roman"/>
+          <w:sz w:val="24"/>
+        </w:rPr>
+        <w:t>віків.</w:t>
+      </w:r>
+      <w:r>
+        <w:rPr>
+          <w:rFonts w:ascii="Times New Roman" w:hAnsi="Times New Roman"/>
+          <w:sz w:val="24"/>
+        </w:rPr>
+        <w:t xml:space="preserve"> Амінь.</w:t>
+      </w:r>
+    </w:p>
+    <w:p>
+      <w:pPr>
+        <w:spacing w:line="240" w:lineRule="auto"/>
+        <w:rPr>
+          <w:rFonts w:ascii="Times New Roman" w:hAnsi="Times New Roman"/>
+          <w:sz w:val="24"/>
+        </w:rPr>
+      </w:pPr>
+      <w:r>
+        <w:rPr>
+          <w:rFonts w:ascii="Times New Roman" w:hAnsi="Times New Roman"/>
+          <w:sz w:val="24"/>
+        </w:rPr>
+        <w:t xml:space="preserve">Тому, що не маємо </w:t>
+      </w:r>
+      <w:proofErr w:type="spellStart"/>
+      <w:r>
+        <w:rPr>
+          <w:rFonts w:ascii="Times New Roman" w:hAnsi="Times New Roman"/>
+          <w:sz w:val="24"/>
+        </w:rPr>
+        <w:t>сміливости</w:t>
+      </w:r>
+      <w:proofErr w:type="spellEnd"/>
+      <w:r>
+        <w:rPr>
+          <w:rFonts w:ascii="Times New Roman" w:hAnsi="Times New Roman"/>
+          <w:sz w:val="24"/>
+        </w:rPr>
+        <w:t xml:space="preserve"> задля великих гріхів наших,* ти, Богородице Діво, Народженого від тебе благай,* бо вельми могутня молитва Матері до милосердя Владики.* Не погордуй благаннями грішних, </w:t>
+      </w:r>
+      <w:proofErr w:type="spellStart"/>
+      <w:r>
+        <w:rPr>
+          <w:rFonts w:ascii="Times New Roman" w:hAnsi="Times New Roman"/>
+          <w:sz w:val="24"/>
+        </w:rPr>
+        <w:t>Всечиста</w:t>
+      </w:r>
+      <w:proofErr w:type="spellEnd"/>
+      <w:r>
+        <w:rPr>
+          <w:rFonts w:ascii="Times New Roman" w:hAnsi="Times New Roman"/>
+          <w:sz w:val="24"/>
+        </w:rPr>
+        <w:t xml:space="preserve">,* бо милостивий і спасти може той,* хто й страждати за нас </w:t>
+      </w:r>
+      <w:proofErr w:type="spellStart"/>
+      <w:r>
+        <w:rPr>
+          <w:rFonts w:ascii="Times New Roman" w:hAnsi="Times New Roman"/>
+          <w:sz w:val="24"/>
+        </w:rPr>
+        <w:t>ізволив</w:t>
+      </w:r>
+      <w:proofErr w:type="spellEnd"/>
+      <w:r>
+        <w:rPr>
+          <w:rFonts w:ascii="Times New Roman" w:hAnsi="Times New Roman"/>
+          <w:sz w:val="24"/>
+        </w:rPr>
+        <w:t>.</w:t>
+      </w:r>
+    </w:p>
+    <w:p>
+      <w:pPr>
+        <w:spacing w:line="240" w:lineRule="auto"/>
+        <w:jc w:val="center"/>
+        <w:rPr>
+          <w:rFonts w:ascii="Times New Roman" w:hAnsi="Times New Roman"/>
+          <w:i/>
+          <w:color w:val="FF0000"/>
+          <w:sz w:val="24"/>
+        </w:rPr>
+      </w:pPr>
+      <w:r>
+        <w:rPr>
+          <w:rFonts w:ascii="Times New Roman" w:hAnsi="Times New Roman"/>
+          <w:i/>
+          <w:color w:val="FF0000"/>
+          <w:sz w:val="24"/>
+        </w:rPr>
+        <w:t>*****</w:t>
+      </w:r>
+    </w:p>
+    <w:p>
+      <w:pPr>
+        <w:spacing w:line="240" w:lineRule="auto"/>
+        <w:rPr>
+          <w:rFonts w:ascii="Times New Roman" w:hAnsi="Times New Roman"/>
+          <w:sz w:val="24"/>
+        </w:rPr>
+      </w:pPr>
+      <w:r>
+        <w:rPr>
+          <w:rFonts w:ascii="Times New Roman" w:hAnsi="Times New Roman"/>
+          <w:sz w:val="24"/>
+        </w:rPr>
+        <w:t xml:space="preserve">Негайно </w:t>
+      </w:r>
+      <w:proofErr w:type="spellStart"/>
+      <w:r>
+        <w:rPr>
+          <w:rFonts w:ascii="Times New Roman" w:hAnsi="Times New Roman"/>
+          <w:sz w:val="24"/>
+        </w:rPr>
+        <w:t>пошли</w:t>
+      </w:r>
+      <w:proofErr w:type="spellEnd"/>
+      <w:r>
+        <w:rPr>
+          <w:rFonts w:ascii="Times New Roman" w:hAnsi="Times New Roman"/>
+          <w:sz w:val="24"/>
+        </w:rPr>
+        <w:t xml:space="preserve"> нам щедроти твої, Господи,* бо зубожіли дуже ми.* </w:t>
+      </w:r>
+      <w:proofErr w:type="spellStart"/>
+      <w:r>
+        <w:rPr>
+          <w:rFonts w:ascii="Times New Roman" w:hAnsi="Times New Roman"/>
+          <w:sz w:val="24"/>
+        </w:rPr>
+        <w:t>Поможи</w:t>
+      </w:r>
+      <w:proofErr w:type="spellEnd"/>
+      <w:r>
+        <w:rPr>
+          <w:rFonts w:ascii="Times New Roman" w:hAnsi="Times New Roman"/>
+          <w:sz w:val="24"/>
+        </w:rPr>
+        <w:t xml:space="preserve"> нам, Боже, Спасителю наш,* задля слави </w:t>
+      </w:r>
+      <w:proofErr w:type="spellStart"/>
+      <w:r>
+        <w:rPr>
+          <w:rFonts w:ascii="Times New Roman" w:hAnsi="Times New Roman"/>
+          <w:sz w:val="24"/>
+        </w:rPr>
+        <w:t>імени</w:t>
+      </w:r>
+      <w:proofErr w:type="spellEnd"/>
+      <w:r>
+        <w:rPr>
+          <w:rFonts w:ascii="Times New Roman" w:hAnsi="Times New Roman"/>
+          <w:sz w:val="24"/>
+        </w:rPr>
+        <w:t xml:space="preserve"> твого. Господи, визволь нас* і очисти гріхи наші задля </w:t>
+      </w:r>
+      <w:proofErr w:type="spellStart"/>
+      <w:r>
+        <w:rPr>
+          <w:rFonts w:ascii="Times New Roman" w:hAnsi="Times New Roman"/>
+          <w:sz w:val="24"/>
+        </w:rPr>
+        <w:t>імени</w:t>
+      </w:r>
+      <w:proofErr w:type="spellEnd"/>
+      <w:r>
+        <w:rPr>
+          <w:rFonts w:ascii="Times New Roman" w:hAnsi="Times New Roman"/>
+          <w:sz w:val="24"/>
+        </w:rPr>
+        <w:t xml:space="preserve"> твого.</w:t>
+      </w:r>
+      <w:r>
+        <w:rPr>
+          <w:rFonts w:ascii="Times New Roman" w:hAnsi="Times New Roman"/>
+          <w:i/>
+          <w:color w:val="FF0000"/>
+          <w:sz w:val="24"/>
+        </w:rPr>
+        <w:t xml:space="preserve"> (Пс. 78:8-9)</w:t>
+      </w:r>
+    </w:p>
+    <w:p>
+      <w:pPr>
+        <w:spacing w:line="240" w:lineRule="auto"/>
+        <w:jc w:val="center"/>
+        <w:rPr>
+          <w:rFonts w:ascii="Times New Roman" w:hAnsi="Times New Roman"/>
+          <w:sz w:val="24"/>
+        </w:rPr>
+      </w:pPr>
+      <w:r>
+        <w:rPr>
+          <w:rFonts w:ascii="Times New Roman" w:hAnsi="Times New Roman"/>
+          <w:i/>
+          <w:color w:val="FF0000"/>
+          <w:sz w:val="24"/>
+        </w:rPr>
+        <w:t>*****</w:t>
+      </w:r>
+    </w:p>
+    <w:p>
+      <w:pPr>
+        <w:spacing w:line="240" w:lineRule="auto"/>
+        <w:rPr>
+          <w:rFonts w:ascii="Times New Roman" w:hAnsi="Times New Roman"/>
+          <w:sz w:val="24"/>
+        </w:rPr>
+      </w:pPr>
+      <w:r>
+        <w:rPr>
+          <w:rFonts w:ascii="Times New Roman" w:hAnsi="Times New Roman"/>
+          <w:sz w:val="24"/>
+        </w:rPr>
+        <w:t xml:space="preserve">Святий Боже, святий Кріпкий, святий Безсмертний, помилуй нас </w:t>
+      </w:r>
+      <w:r>
+        <w:rPr>
+          <w:rFonts w:ascii="Times New Roman" w:hAnsi="Times New Roman"/>
+          <w:i/>
+          <w:color w:val="FF0000"/>
+          <w:sz w:val="24"/>
+        </w:rPr>
+        <w:t>(3 р.)</w:t>
+      </w:r>
+      <w:r>
+        <w:rPr>
+          <w:rFonts w:ascii="Times New Roman" w:hAnsi="Times New Roman"/>
+          <w:sz w:val="24"/>
+        </w:rPr>
+        <w:t>.</w:t>
+      </w:r>
+    </w:p>
+    <w:p>
+      <w:pPr>
+        <w:spacing w:line="240" w:lineRule="auto"/>
+        <w:rPr>
+          <w:rFonts w:ascii="Times New Roman" w:hAnsi="Times New Roman"/>
+          <w:sz w:val="24"/>
+        </w:rPr>
+      </w:pPr>
+      <w:r>
+        <w:rPr>
+          <w:rFonts w:ascii="Times New Roman" w:hAnsi="Times New Roman"/>
+          <w:sz w:val="24"/>
+        </w:rPr>
+        <w:t xml:space="preserve">Слава Отцю, і Сину, і Святому Духові,* і нині, і повсякчас, і на віки </w:t>
+      </w:r>
+      <w:r>
+        <w:rPr>
+          <w:rFonts w:ascii="Times New Roman" w:hAnsi="Times New Roman"/>
+          <w:sz w:val="24"/>
+        </w:rPr>
+        <w:t>віків.</w:t>
+      </w:r>
+      <w:r>
+        <w:rPr>
+          <w:rFonts w:ascii="Times New Roman" w:hAnsi="Times New Roman"/>
+          <w:sz w:val="24"/>
+        </w:rPr>
+        <w:t xml:space="preserve"> Амінь.</w:t>
+      </w:r>
+    </w:p>
+    <w:p>
+      <w:pPr>
+        <w:spacing w:line="240" w:lineRule="auto"/>
+        <w:rPr>
+          <w:rFonts w:ascii="Times New Roman" w:hAnsi="Times New Roman"/>
+          <w:sz w:val="24"/>
+        </w:rPr>
+      </w:pPr>
+      <w:r>
+        <w:rPr>
+          <w:rFonts w:ascii="Times New Roman" w:hAnsi="Times New Roman"/>
+          <w:sz w:val="24"/>
+        </w:rPr>
+        <w:t xml:space="preserve">Пресвята </w:t>
+      </w:r>
+      <w:proofErr w:type="spellStart"/>
+      <w:r>
+        <w:rPr>
+          <w:rFonts w:ascii="Times New Roman" w:hAnsi="Times New Roman"/>
+          <w:sz w:val="24"/>
+        </w:rPr>
+        <w:t>Тройце</w:t>
+      </w:r>
+      <w:proofErr w:type="spellEnd"/>
+      <w:r>
+        <w:rPr>
+          <w:rFonts w:ascii="Times New Roman" w:hAnsi="Times New Roman"/>
+          <w:sz w:val="24"/>
+        </w:rPr>
+        <w:t xml:space="preserve">, помилуй нас;* Господи, очисти гріхи наші;* Владико, прости беззаконня наші;* Святий, завітай і зціли </w:t>
+      </w:r>
+      <w:proofErr w:type="spellStart"/>
+      <w:r>
+        <w:rPr>
+          <w:rFonts w:ascii="Times New Roman" w:hAnsi="Times New Roman"/>
+          <w:sz w:val="24"/>
+        </w:rPr>
+        <w:t>немочі</w:t>
+      </w:r>
+      <w:proofErr w:type="spellEnd"/>
+      <w:r>
+        <w:rPr>
+          <w:rFonts w:ascii="Times New Roman" w:hAnsi="Times New Roman"/>
+          <w:sz w:val="24"/>
+        </w:rPr>
+        <w:t xml:space="preserve"> наші </w:t>
+      </w:r>
+      <w:proofErr w:type="spellStart"/>
+      <w:r>
+        <w:rPr>
+          <w:rFonts w:ascii="Times New Roman" w:hAnsi="Times New Roman"/>
+          <w:sz w:val="24"/>
+        </w:rPr>
+        <w:t>імени</w:t>
+      </w:r>
+      <w:proofErr w:type="spellEnd"/>
+      <w:r>
+        <w:rPr>
+          <w:rFonts w:ascii="Times New Roman" w:hAnsi="Times New Roman"/>
+          <w:sz w:val="24"/>
+        </w:rPr>
+        <w:t xml:space="preserve"> твого ради.</w:t>
+      </w:r>
+    </w:p>
+    <w:p>
+      <w:pPr>
+        <w:spacing w:line="240" w:lineRule="auto"/>
+        <w:rPr>
+          <w:rFonts w:ascii="Times New Roman" w:hAnsi="Times New Roman"/>
+          <w:sz w:val="24"/>
+        </w:rPr>
+      </w:pPr>
+      <w:r>
+        <w:rPr>
+          <w:rFonts w:ascii="Times New Roman" w:hAnsi="Times New Roman"/>
+          <w:sz w:val="24"/>
+        </w:rPr>
+        <w:t xml:space="preserve">Господи, помилуй </w:t>
+      </w:r>
+      <w:r>
+        <w:rPr>
+          <w:rFonts w:ascii="Times New Roman" w:hAnsi="Times New Roman"/>
+          <w:i/>
+          <w:color w:val="FF0000"/>
+          <w:sz w:val="24"/>
+        </w:rPr>
+        <w:t>(3 р.)</w:t>
+      </w:r>
+      <w:r>
+        <w:rPr>
+          <w:rFonts w:ascii="Times New Roman" w:hAnsi="Times New Roman"/>
+          <w:sz w:val="24"/>
+        </w:rPr>
+        <w:t>.</w:t>
+      </w:r>
+    </w:p>
+    <w:p>
+      <w:pPr>
+        <w:spacing w:line="240" w:lineRule="auto"/>
+        <w:rPr>
+          <w:rFonts w:ascii="Times New Roman" w:hAnsi="Times New Roman"/>
+          <w:sz w:val="24"/>
+        </w:rPr>
+      </w:pPr>
+      <w:r>
+        <w:rPr>
+          <w:rFonts w:ascii="Times New Roman" w:hAnsi="Times New Roman"/>
+          <w:sz w:val="24"/>
+        </w:rPr>
+        <w:t xml:space="preserve">Слава Отцю, і Сину, і Святому Духові,* і нині, і повсякчас, і на віки </w:t>
+      </w:r>
+      <w:r>
+        <w:rPr>
+          <w:rFonts w:ascii="Times New Roman" w:hAnsi="Times New Roman"/>
+          <w:sz w:val="24"/>
+        </w:rPr>
+        <w:t>віків.</w:t>
+      </w:r>
+      <w:r>
+        <w:rPr>
+          <w:rFonts w:ascii="Times New Roman" w:hAnsi="Times New Roman"/>
+          <w:sz w:val="24"/>
+        </w:rPr>
+        <w:t xml:space="preserve"> Амінь.</w:t>
+      </w:r>
+    </w:p>
+    <w:p>
+      <w:pPr>
+        <w:spacing w:line="240" w:lineRule="auto"/>
+        <w:rPr>
+          <w:rFonts w:ascii="Times New Roman" w:hAnsi="Times New Roman"/>
+          <w:sz w:val="24"/>
+        </w:rPr>
+      </w:pPr>
+      <w:r>
+        <w:rPr>
+          <w:rFonts w:ascii="Times New Roman" w:hAnsi="Times New Roman"/>
+          <w:sz w:val="24"/>
+        </w:rPr>
+        <w:t>Отче наш, що єси на небесах,* нехай святиться ім’я твоє,* нехай прийде царство твоє,* нехай буде воля твоя, як на небі, так і на землі.* Хліб наш насущний дай нам сьогодні,* і прости нам провини наші,* як і ми прощаємо винуватцям нашим,* і не введи нас у спокусу,* але визволи нас від лукавого.</w:t>
+      </w:r>
+    </w:p>
+    <w:p>
+      <w:pPr>
+        <w:spacing w:line="240" w:lineRule="auto"/>
+        <w:rPr>
+          <w:rFonts w:ascii="Times New Roman" w:hAnsi="Times New Roman"/>
+          <w:sz w:val="24"/>
+        </w:rPr>
+      </w:pPr>
+      <w:r>
+        <w:rPr>
+          <w:rFonts w:ascii="Times New Roman" w:hAnsi="Times New Roman"/>
+          <w:i/>
+          <w:color w:val="FF0000"/>
+          <w:sz w:val="24"/>
+        </w:rPr>
+        <w:t xml:space="preserve">Священик: </w:t>
+      </w:r>
+      <w:r>
+        <w:rPr>
+          <w:rFonts w:ascii="Times New Roman" w:hAnsi="Times New Roman"/>
+          <w:sz w:val="24"/>
+        </w:rPr>
+        <w:t xml:space="preserve">Бо твоє є царство, і сила, і слава, Отця, і Сина, і Святого Духа, нині і повсякчас, і на віки </w:t>
+      </w:r>
+      <w:r>
+        <w:rPr>
+          <w:rFonts w:ascii="Times New Roman" w:hAnsi="Times New Roman"/>
+          <w:sz w:val="24"/>
+        </w:rPr>
+        <w:t>віків.</w:t>
+      </w:r>
+    </w:p>
+    <w:p>
+      <w:pPr>
+        <w:spacing w:line="240" w:lineRule="auto"/>
+        <w:rPr>
+          <w:rFonts w:ascii="Times New Roman" w:hAnsi="Times New Roman"/>
+          <w:sz w:val="24"/>
+        </w:rPr>
+      </w:pPr>
+      <w:r>
+        <w:rPr>
+          <w:rFonts w:ascii="Times New Roman" w:hAnsi="Times New Roman"/>
+          <w:i/>
+          <w:color w:val="FF0000"/>
+          <w:sz w:val="24"/>
+        </w:rPr>
+        <w:t xml:space="preserve">Вірні: </w:t>
+      </w:r>
+      <w:r>
+        <w:rPr>
+          <w:rFonts w:ascii="Times New Roman" w:hAnsi="Times New Roman"/>
+          <w:sz w:val="24"/>
+        </w:rPr>
+        <w:t>Амінь.</w:t>
+      </w:r>
+    </w:p>
+    <w:p>
+      <w:r>
+        <w:rPr>
+          <w:rFonts w:ascii="Times New Roman" w:hAnsi="Times New Roman"/>
+          <w:i/>
+          <w:color w:val="FF0000"/>
+          <w:sz w:val="24"/>
+          <w:highlight w:val="white"/>
+        </w:rPr>
         <w:t>Тропар (г. 1):</w:t>
       </w:r>
       <w:r>
@@ -7211,521 +7725,7 @@
           <w:sz w:val="24"/>
           <w:highlight w:val="white"/>
         </w:rPr>
-        <w:t>На престолі вогневиднім у вишніх сидиш з Отцем безначальним* і божественним Твоїм Духом.* Благоізволив Ти родитися на землі з Дівиці, що не знала мужа* – Твоєї матері, Ісусе.* Того ради й обрізання довершено на Тобі, людині восьмиденній.* Слава преблагому Твоєму задумові,* слава промислові Твоєму,* слава низходженню Твоєму,* єдиний Чоловіколюбче.</w:t>
-      </w:r>
-    </w:p>
-    <w:p>
-      <w:pPr>
-        <w:spacing w:line="240" w:lineRule="auto"/>
-        <w:rPr>
-          <w:rFonts w:ascii="Times New Roman" w:hAnsi="Times New Roman"/>
-          <w:sz w:val="24"/>
-        </w:rPr>
-      </w:pPr>
-      <w:r>
-        <w:rPr>
-          <w:rFonts w:ascii="Times New Roman" w:hAnsi="Times New Roman"/>
-          <w:sz w:val="24"/>
-        </w:rPr>
-        <w:t xml:space="preserve">І нині, і повсякчас, і на віки </w:t>
-      </w:r>
-      <w:r>
-        <w:rPr>
-          <w:rFonts w:ascii="Times New Roman" w:hAnsi="Times New Roman"/>
-          <w:sz w:val="24"/>
-        </w:rPr>
-        <w:t>віків.</w:t>
-      </w:r>
-      <w:r>
-        <w:rPr>
-          <w:rFonts w:ascii="Times New Roman" w:hAnsi="Times New Roman"/>
-          <w:sz w:val="24"/>
-        </w:rPr>
-        <w:t xml:space="preserve"> Амінь.</w:t>
-      </w:r>
-    </w:p>
-    <w:p>
-      <w:pPr>
-        <w:spacing w:line="240" w:lineRule="auto"/>
-        <w:rPr>
-          <w:rFonts w:ascii="Times New Roman" w:hAnsi="Times New Roman"/>
-          <w:sz w:val="24"/>
-        </w:rPr>
-      </w:pPr>
-      <w:r>
-        <w:rPr>
-          <w:rFonts w:ascii="Times New Roman" w:hAnsi="Times New Roman"/>
-          <w:sz w:val="24"/>
-        </w:rPr>
-        <w:t xml:space="preserve">Тому, що не маємо </w:t>
-      </w:r>
-      <w:proofErr w:type="spellStart"/>
-      <w:r>
-        <w:rPr>
-          <w:rFonts w:ascii="Times New Roman" w:hAnsi="Times New Roman"/>
-          <w:sz w:val="24"/>
-        </w:rPr>
-        <w:t>сміливости</w:t>
-      </w:r>
-      <w:proofErr w:type="spellEnd"/>
-      <w:r>
-        <w:rPr>
-          <w:rFonts w:ascii="Times New Roman" w:hAnsi="Times New Roman"/>
-          <w:sz w:val="24"/>
-        </w:rPr>
-        <w:t xml:space="preserve"> задля великих гріхів наших,* ти, Богородице Діво, Народженого від тебе благай,* бо вельми могутня молитва Матері до милосердя Владики.* Не погордуй благаннями грішних, </w:t>
-      </w:r>
-      <w:proofErr w:type="spellStart"/>
-      <w:r>
-        <w:rPr>
-          <w:rFonts w:ascii="Times New Roman" w:hAnsi="Times New Roman"/>
-          <w:sz w:val="24"/>
-        </w:rPr>
-        <w:t>Всечиста</w:t>
-      </w:r>
-      <w:proofErr w:type="spellEnd"/>
-      <w:r>
-        <w:rPr>
-          <w:rFonts w:ascii="Times New Roman" w:hAnsi="Times New Roman"/>
-          <w:sz w:val="24"/>
-        </w:rPr>
-        <w:t xml:space="preserve">,* бо милостивий і спасти може той,* хто й страждати за нас </w:t>
-      </w:r>
-      <w:proofErr w:type="spellStart"/>
-      <w:r>
-        <w:rPr>
-          <w:rFonts w:ascii="Times New Roman" w:hAnsi="Times New Roman"/>
-          <w:sz w:val="24"/>
-        </w:rPr>
-        <w:t>ізволив</w:t>
-      </w:r>
-      <w:proofErr w:type="spellEnd"/>
-      <w:r>
-        <w:rPr>
-          <w:rFonts w:ascii="Times New Roman" w:hAnsi="Times New Roman"/>
-          <w:sz w:val="24"/>
-        </w:rPr>
-        <w:t>.</w:t>
-      </w:r>
-    </w:p>
-    <w:p>
-      <w:pPr>
-        <w:spacing w:line="240" w:lineRule="auto"/>
-        <w:jc w:val="center"/>
-        <w:rPr>
-          <w:rFonts w:ascii="Times New Roman" w:hAnsi="Times New Roman"/>
-          <w:i/>
-          <w:color w:val="FF0000"/>
-          <w:sz w:val="24"/>
-        </w:rPr>
-      </w:pPr>
-      <w:r>
-        <w:rPr>
-          <w:rFonts w:ascii="Times New Roman" w:hAnsi="Times New Roman"/>
-          <w:i/>
-          <w:color w:val="FF0000"/>
-          <w:sz w:val="24"/>
-        </w:rPr>
-        <w:t>*****</w:t>
-      </w:r>
-    </w:p>
-    <w:p>
-      <w:pPr>
-        <w:spacing w:line="240" w:lineRule="auto"/>
-        <w:rPr>
-          <w:rFonts w:ascii="Times New Roman" w:hAnsi="Times New Roman"/>
-          <w:sz w:val="24"/>
-        </w:rPr>
-      </w:pPr>
-      <w:r>
-        <w:rPr>
-          <w:rFonts w:ascii="Times New Roman" w:hAnsi="Times New Roman"/>
-          <w:sz w:val="24"/>
-        </w:rPr>
-        <w:t xml:space="preserve">Негайно </w:t>
-      </w:r>
-      <w:proofErr w:type="spellStart"/>
-      <w:r>
-        <w:rPr>
-          <w:rFonts w:ascii="Times New Roman" w:hAnsi="Times New Roman"/>
-          <w:sz w:val="24"/>
-        </w:rPr>
-        <w:t>пошли</w:t>
-      </w:r>
-      <w:proofErr w:type="spellEnd"/>
-      <w:r>
-        <w:rPr>
-          <w:rFonts w:ascii="Times New Roman" w:hAnsi="Times New Roman"/>
-          <w:sz w:val="24"/>
-        </w:rPr>
-        <w:t xml:space="preserve"> нам щедроти твої, Господи,* бо зубожіли дуже ми.* </w:t>
-      </w:r>
-      <w:proofErr w:type="spellStart"/>
-      <w:r>
-        <w:rPr>
-          <w:rFonts w:ascii="Times New Roman" w:hAnsi="Times New Roman"/>
-          <w:sz w:val="24"/>
-        </w:rPr>
-        <w:t>Поможи</w:t>
-      </w:r>
-      <w:proofErr w:type="spellEnd"/>
-      <w:r>
-        <w:rPr>
-          <w:rFonts w:ascii="Times New Roman" w:hAnsi="Times New Roman"/>
-          <w:sz w:val="24"/>
-        </w:rPr>
-        <w:t xml:space="preserve"> нам, Боже, Спасителю наш,* задля слави </w:t>
-      </w:r>
-      <w:proofErr w:type="spellStart"/>
-      <w:r>
-        <w:rPr>
-          <w:rFonts w:ascii="Times New Roman" w:hAnsi="Times New Roman"/>
-          <w:sz w:val="24"/>
-        </w:rPr>
-        <w:t>імени</w:t>
-      </w:r>
-      <w:proofErr w:type="spellEnd"/>
-      <w:r>
-        <w:rPr>
-          <w:rFonts w:ascii="Times New Roman" w:hAnsi="Times New Roman"/>
-          <w:sz w:val="24"/>
-        </w:rPr>
-        <w:t xml:space="preserve"> твого. Господи, визволь нас* і очисти гріхи наші задля </w:t>
-      </w:r>
-      <w:proofErr w:type="spellStart"/>
-      <w:r>
-        <w:rPr>
-          <w:rFonts w:ascii="Times New Roman" w:hAnsi="Times New Roman"/>
-          <w:sz w:val="24"/>
-        </w:rPr>
-        <w:t>імени</w:t>
-      </w:r>
-      <w:proofErr w:type="spellEnd"/>
-      <w:r>
-        <w:rPr>
-          <w:rFonts w:ascii="Times New Roman" w:hAnsi="Times New Roman"/>
-          <w:sz w:val="24"/>
-        </w:rPr>
-        <w:t xml:space="preserve"> твого.</w:t>
-      </w:r>
-      <w:r>
-        <w:rPr>
-          <w:rFonts w:ascii="Times New Roman" w:hAnsi="Times New Roman"/>
-          <w:i/>
-          <w:color w:val="FF0000"/>
-          <w:sz w:val="24"/>
-        </w:rPr>
-        <w:t xml:space="preserve"> (Пс. 78:8-9)</w:t>
-      </w:r>
-    </w:p>
-    <w:p>
-      <w:pPr>
-        <w:spacing w:line="240" w:lineRule="auto"/>
-        <w:jc w:val="center"/>
-        <w:rPr>
-          <w:rFonts w:ascii="Times New Roman" w:hAnsi="Times New Roman"/>
-          <w:sz w:val="24"/>
-        </w:rPr>
-      </w:pPr>
-      <w:r>
-        <w:rPr>
-          <w:rFonts w:ascii="Times New Roman" w:hAnsi="Times New Roman"/>
-          <w:i/>
-          <w:color w:val="FF0000"/>
-          <w:sz w:val="24"/>
-        </w:rPr>
-        <w:t>*****</w:t>
-      </w:r>
-    </w:p>
-    <w:p>
-      <w:pPr>
-        <w:spacing w:line="240" w:lineRule="auto"/>
-        <w:rPr>
-          <w:rFonts w:ascii="Times New Roman" w:hAnsi="Times New Roman"/>
-          <w:sz w:val="24"/>
-        </w:rPr>
-      </w:pPr>
-      <w:r>
-        <w:rPr>
-          <w:rFonts w:ascii="Times New Roman" w:hAnsi="Times New Roman"/>
-          <w:sz w:val="24"/>
-        </w:rPr>
-        <w:t xml:space="preserve">Святий Боже, святий Кріпкий, святий Безсмертний, помилуй нас </w:t>
-      </w:r>
-      <w:r>
-        <w:rPr>
-          <w:rFonts w:ascii="Times New Roman" w:hAnsi="Times New Roman"/>
-          <w:i/>
-          <w:color w:val="FF0000"/>
-          <w:sz w:val="24"/>
-        </w:rPr>
-        <w:t>(3 р.)</w:t>
-      </w:r>
-      <w:r>
-        <w:rPr>
-          <w:rFonts w:ascii="Times New Roman" w:hAnsi="Times New Roman"/>
-          <w:sz w:val="24"/>
-        </w:rPr>
-        <w:t>.</w:t>
-      </w:r>
-    </w:p>
-    <w:p>
-      <w:pPr>
-        <w:spacing w:line="240" w:lineRule="auto"/>
-        <w:rPr>
-          <w:rFonts w:ascii="Times New Roman" w:hAnsi="Times New Roman"/>
-          <w:sz w:val="24"/>
-        </w:rPr>
-      </w:pPr>
-      <w:r>
-        <w:rPr>
-          <w:rFonts w:ascii="Times New Roman" w:hAnsi="Times New Roman"/>
-          <w:sz w:val="24"/>
-        </w:rPr>
-        <w:t xml:space="preserve">Слава Отцю, і Сину, і Святому Духові,* і нині, і повсякчас, і на віки </w:t>
-      </w:r>
-      <w:r>
-        <w:rPr>
-          <w:rFonts w:ascii="Times New Roman" w:hAnsi="Times New Roman"/>
-          <w:sz w:val="24"/>
-        </w:rPr>
-        <w:t>віків.</w:t>
-      </w:r>
-      <w:r>
-        <w:rPr>
-          <w:rFonts w:ascii="Times New Roman" w:hAnsi="Times New Roman"/>
-          <w:sz w:val="24"/>
-        </w:rPr>
-        <w:t xml:space="preserve"> Амінь.</w:t>
-      </w:r>
-    </w:p>
-    <w:p>
-      <w:pPr>
-        <w:spacing w:line="240" w:lineRule="auto"/>
-        <w:rPr>
-          <w:rFonts w:ascii="Times New Roman" w:hAnsi="Times New Roman"/>
-          <w:sz w:val="24"/>
-        </w:rPr>
-      </w:pPr>
-      <w:r>
-        <w:rPr>
-          <w:rFonts w:ascii="Times New Roman" w:hAnsi="Times New Roman"/>
-          <w:sz w:val="24"/>
-        </w:rPr>
-        <w:t xml:space="preserve">Пресвята </w:t>
-      </w:r>
-      <w:proofErr w:type="spellStart"/>
-      <w:r>
-        <w:rPr>
-          <w:rFonts w:ascii="Times New Roman" w:hAnsi="Times New Roman"/>
-          <w:sz w:val="24"/>
-        </w:rPr>
-        <w:t>Тройце</w:t>
-      </w:r>
-      <w:proofErr w:type="spellEnd"/>
-      <w:r>
-        <w:rPr>
-          <w:rFonts w:ascii="Times New Roman" w:hAnsi="Times New Roman"/>
-          <w:sz w:val="24"/>
-        </w:rPr>
-        <w:t xml:space="preserve">, помилуй нас;* Господи, очисти гріхи наші;* Владико, прости беззаконня наші;* Святий, завітай і зціли </w:t>
-      </w:r>
-      <w:proofErr w:type="spellStart"/>
-      <w:r>
-        <w:rPr>
-          <w:rFonts w:ascii="Times New Roman" w:hAnsi="Times New Roman"/>
-          <w:sz w:val="24"/>
-        </w:rPr>
-        <w:t>немочі</w:t>
-      </w:r>
-      <w:proofErr w:type="spellEnd"/>
-      <w:r>
-        <w:rPr>
-          <w:rFonts w:ascii="Times New Roman" w:hAnsi="Times New Roman"/>
-          <w:sz w:val="24"/>
-        </w:rPr>
-        <w:t xml:space="preserve"> наші </w:t>
-      </w:r>
-      <w:proofErr w:type="spellStart"/>
-      <w:r>
-        <w:rPr>
-          <w:rFonts w:ascii="Times New Roman" w:hAnsi="Times New Roman"/>
-          <w:sz w:val="24"/>
-        </w:rPr>
-        <w:t>імени</w:t>
-      </w:r>
-      <w:proofErr w:type="spellEnd"/>
-      <w:r>
-        <w:rPr>
-          <w:rFonts w:ascii="Times New Roman" w:hAnsi="Times New Roman"/>
-          <w:sz w:val="24"/>
-        </w:rPr>
-        <w:t xml:space="preserve"> твого ради.</w:t>
-      </w:r>
-    </w:p>
-    <w:p>
-      <w:pPr>
-        <w:spacing w:line="240" w:lineRule="auto"/>
-        <w:rPr>
-          <w:rFonts w:ascii="Times New Roman" w:hAnsi="Times New Roman"/>
-          <w:sz w:val="24"/>
-        </w:rPr>
-      </w:pPr>
-      <w:r>
-        <w:rPr>
-          <w:rFonts w:ascii="Times New Roman" w:hAnsi="Times New Roman"/>
-          <w:sz w:val="24"/>
-        </w:rPr>
-        <w:t xml:space="preserve">Господи, помилуй </w:t>
-      </w:r>
-      <w:r>
-        <w:rPr>
-          <w:rFonts w:ascii="Times New Roman" w:hAnsi="Times New Roman"/>
-          <w:i/>
-          <w:color w:val="FF0000"/>
-          <w:sz w:val="24"/>
-        </w:rPr>
-        <w:t>(3 р.)</w:t>
-      </w:r>
-      <w:r>
-        <w:rPr>
-          <w:rFonts w:ascii="Times New Roman" w:hAnsi="Times New Roman"/>
-          <w:sz w:val="24"/>
-        </w:rPr>
-        <w:t>.</w:t>
-      </w:r>
-    </w:p>
-    <w:p>
-      <w:pPr>
-        <w:spacing w:line="240" w:lineRule="auto"/>
-        <w:rPr>
-          <w:rFonts w:ascii="Times New Roman" w:hAnsi="Times New Roman"/>
-          <w:sz w:val="24"/>
-        </w:rPr>
-      </w:pPr>
-      <w:r>
-        <w:rPr>
-          <w:rFonts w:ascii="Times New Roman" w:hAnsi="Times New Roman"/>
-          <w:sz w:val="24"/>
-        </w:rPr>
-        <w:t xml:space="preserve">Слава Отцю, і Сину, і Святому Духові,* і нині, і повсякчас, і на віки </w:t>
-      </w:r>
-      <w:r>
-        <w:rPr>
-          <w:rFonts w:ascii="Times New Roman" w:hAnsi="Times New Roman"/>
-          <w:sz w:val="24"/>
-        </w:rPr>
-        <w:t>віків.</w:t>
-      </w:r>
-      <w:r>
-        <w:rPr>
-          <w:rFonts w:ascii="Times New Roman" w:hAnsi="Times New Roman"/>
-          <w:sz w:val="24"/>
-        </w:rPr>
-        <w:t xml:space="preserve"> Амінь.</w:t>
-      </w:r>
-    </w:p>
-    <w:p>
-      <w:pPr>
-        <w:spacing w:line="240" w:lineRule="auto"/>
-        <w:rPr>
-          <w:rFonts w:ascii="Times New Roman" w:hAnsi="Times New Roman"/>
-          <w:sz w:val="24"/>
-        </w:rPr>
-      </w:pPr>
-      <w:r>
-        <w:rPr>
-          <w:rFonts w:ascii="Times New Roman" w:hAnsi="Times New Roman"/>
-          <w:sz w:val="24"/>
-        </w:rPr>
-        <w:t>Отче наш, що єси на небесах,* нехай святиться ім’я твоє,* нехай прийде царство твоє,* нехай буде воля твоя, як на небі, так і на землі.* Хліб наш насущний дай нам сьогодні,* і прости нам провини наші,* як і ми прощаємо винуватцям нашим,* і не введи нас у спокусу,* але визволи нас від лукавого.</w:t>
-      </w:r>
-    </w:p>
-    <w:p>
-      <w:pPr>
-        <w:spacing w:line="240" w:lineRule="auto"/>
-        <w:rPr>
-          <w:rFonts w:ascii="Times New Roman" w:hAnsi="Times New Roman"/>
-          <w:sz w:val="24"/>
-        </w:rPr>
-      </w:pPr>
-      <w:r>
-        <w:rPr>
-          <w:rFonts w:ascii="Times New Roman" w:hAnsi="Times New Roman"/>
-          <w:i/>
-          <w:color w:val="FF0000"/>
-          <w:sz w:val="24"/>
-        </w:rPr>
-        <w:t xml:space="preserve">Священик: </w:t>
-      </w:r>
-      <w:r>
-        <w:rPr>
-          <w:rFonts w:ascii="Times New Roman" w:hAnsi="Times New Roman"/>
-          <w:sz w:val="24"/>
-        </w:rPr>
-        <w:t xml:space="preserve">Бо твоє є царство, і сила, і слава, Отця, і Сина, і Святого Духа, нині і повсякчас, і на віки </w:t>
-      </w:r>
-      <w:r>
-        <w:rPr>
-          <w:rFonts w:ascii="Times New Roman" w:hAnsi="Times New Roman"/>
-          <w:sz w:val="24"/>
-        </w:rPr>
-        <w:t>віків.</w:t>
-      </w:r>
-    </w:p>
-    <w:p>
-      <w:pPr>
-        <w:spacing w:line="240" w:lineRule="auto"/>
-        <w:rPr>
-          <w:rFonts w:ascii="Times New Roman" w:hAnsi="Times New Roman"/>
-          <w:sz w:val="24"/>
-        </w:rPr>
-      </w:pPr>
-      <w:r>
-        <w:rPr>
-          <w:rFonts w:ascii="Times New Roman" w:hAnsi="Times New Roman"/>
-          <w:i/>
-          <w:color w:val="FF0000"/>
-          <w:sz w:val="24"/>
-        </w:rPr>
-        <w:t xml:space="preserve">Вірні: </w:t>
-      </w:r>
-      <w:r>
-        <w:rPr>
-          <w:rFonts w:ascii="Times New Roman" w:hAnsi="Times New Roman"/>
-          <w:sz w:val="24"/>
-        </w:rPr>
-        <w:t>Амінь.</w:t>
-      </w:r>
-    </w:p>
-    <w:p>
-      <w:r>
-        <w:rPr>
-          <w:rFonts w:ascii="Times New Roman" w:hAnsi="Times New Roman"/>
-          <w:i/>
-          <w:color w:val="FF0000"/>
-          <w:sz w:val="24"/>
-          <w:highlight w:val="white"/>
-        </w:rPr>
-        <w:t>Кондак (г. 3):</w:t>
-      </w:r>
-      <w:r>
-        <w:rPr>
-          <w:rFonts w:ascii="Times New Roman" w:hAnsi="Times New Roman"/>
-          <w:color w:val="FF0000"/>
-          <w:sz w:val="24"/>
-          <w:highlight w:val="white"/>
-        </w:rPr>
-        <w:t xml:space="preserve"> </w:t>
-      </w:r>
-      <w:r>
-        <w:rPr>
-          <w:rFonts w:ascii="Times New Roman" w:hAnsi="Times New Roman"/>
-          <w:color w:val="000000"/>
-          <w:sz w:val="24"/>
-          <w:highlight w:val="white"/>
-        </w:rPr>
-        <w:t>Всіх Господь обрізання терпить* і людські прогрішення як благий обрізує,* дає спасення світові;* і радується в вишніх і Творця єрарх,* і світлоносний, і божественний таїнник Христовий – Василій.</w:t>
+        <w:t>На всю землю вийшло вістування твоє,* прийняла бо вона слово твоє, що ним боголіпно навчив ти;* природу того, що існує, пояснив ти,* звичаї людські прикрасив ти* – царське священство, отче преподобний Василію.* Моли Христа Бога* за спасення душ наших.</w:t>
       </w:r>
     </w:p>
     <w:p>
@@ -9729,7 +9729,7 @@
           <w:sz w:val="24"/>
           <w:highlight w:val="white"/>
         </w:rPr>
-        <w:t>Тропар (г. 1):</w:t>
+        <w:t>Кондак (г. 3):</w:t>
       </w:r>
       <w:r>
         <w:rPr>
@@ -9747,7 +9747,7 @@
           <w:sz w:val="24"/>
           <w:highlight w:val="white"/>
         </w:rPr>
-        <w:t>На престолі вогневиднім у вишніх сидиш з Отцем безначальним* і божественним Твоїм Духом.* Благоізволив Ти родитися на землі з Дівиці, що не знала мужа* – Твоєї матері, Ісусе.* Того ради й обрізання довершено на Тобі, людині восьмиденній.* Слава преблагому Твоєму задумові,* слава промислові Твоєму,* слава низходженню Твоєму,* єдиний Чоловіколюбче.</w:t>
+        <w:t>Всіх Господь обрізання терпить* і людські прогрішення як благий обрізує,* дає спасення світові;* і радується в вишніх і Творця єрарх,* і світлоносний, і божественний таїнник Христовий – Василій.</w:t>
       </w:r>
     </w:p>
     <w:p>
@@ -10222,7 +10222,7 @@
           <w:sz w:val="24"/>
           <w:highlight w:val="white"/>
         </w:rPr>
-        <w:t>Кондак (г. 3):</w:t>
+        <w:t>Кондак (г. 4):</w:t>
       </w:r>
       <w:r>
         <w:rPr>
@@ -10240,7 +10240,7 @@
           <w:sz w:val="24"/>
           <w:highlight w:val="white"/>
         </w:rPr>
-        <w:t>Всіх Господь обрізання терпить* і людські прогрішення як благий обрізує,* дає спасення світові;* і радується в вишніх і Творця єрарх,* і світлоносний, і божественний таїнник Христовий – Василій.</w:t>
+        <w:t>Явився єси основою непохитною Церкви,* подаючи всім людям владицтво неукрадне,* запечатавши твоїми веліннями,* небоявленний Василію преподобний.</w:t>
       </w:r>
     </w:p>
     <w:p>
